--- a/exerc/lista07.docx
+++ b/exerc/lista07.docx
@@ -1,6 +1,6 @@
 
 <file path=word/document.xml><?xml version="1.0" encoding="utf-8"?>
-<w:document xmlns:wpc="http://schemas.microsoft.com/office/word/2010/wordprocessingCanvas" xmlns:mc="http://schemas.openxmlformats.org/markup-compatibility/2006" xmlns:o="urn:schemas-microsoft-com:office:office" xmlns:r="http://schemas.openxmlformats.org/officeDocument/2006/relationships" xmlns:m="http://schemas.openxmlformats.org/officeDocument/2006/math" xmlns:v="urn:schemas-microsoft-com:vml" xmlns:wp14="http://schemas.microsoft.com/office/word/2010/wordprocessingDrawing" xmlns:wp="http://schemas.openxmlformats.org/drawingml/2006/wordprocessingDrawing" xmlns:w10="urn:schemas-microsoft-com:office:word" xmlns:w="http://schemas.openxmlformats.org/wordprocessingml/2006/main" xmlns:w14="http://schemas.microsoft.com/office/word/2010/wordml" xmlns:w15="http://schemas.microsoft.com/office/word/2012/wordml" xmlns:wpg="http://schemas.microsoft.com/office/word/2010/wordprocessingGroup" xmlns:wpi="http://schemas.microsoft.com/office/word/2010/wordprocessingInk" xmlns:wne="http://schemas.microsoft.com/office/word/2006/wordml" xmlns:wps="http://schemas.microsoft.com/office/word/2010/wordprocessingShape" mc:Ignorable="w14 w15 wp14">
+<w:document xmlns:wpc="http://schemas.microsoft.com/office/word/2010/wordprocessingCanvas" xmlns:cx="http://schemas.microsoft.com/office/drawing/2014/chartex" xmlns:cx1="http://schemas.microsoft.com/office/drawing/2015/9/8/chartex" xmlns:cx2="http://schemas.microsoft.com/office/drawing/2015/10/21/chartex" xmlns:cx3="http://schemas.microsoft.com/office/drawing/2016/5/9/chartex" xmlns:cx4="http://schemas.microsoft.com/office/drawing/2016/5/10/chartex" xmlns:cx5="http://schemas.microsoft.com/office/drawing/2016/5/11/chartex" xmlns:cx6="http://schemas.microsoft.com/office/drawing/2016/5/12/chartex" xmlns:cx7="http://schemas.microsoft.com/office/drawing/2016/5/13/chartex" xmlns:cx8="http://schemas.microsoft.com/office/drawing/2016/5/14/chartex" xmlns:mc="http://schemas.openxmlformats.org/markup-compatibility/2006" xmlns:aink="http://schemas.microsoft.com/office/drawing/2016/ink" xmlns:am3d="http://schemas.microsoft.com/office/drawing/2017/model3d" xmlns:o="urn:schemas-microsoft-com:office:office" xmlns:oel="http://schemas.microsoft.com/office/2019/extlst" xmlns:r="http://schemas.openxmlformats.org/officeDocument/2006/relationships" xmlns:m="http://schemas.openxmlformats.org/officeDocument/2006/math" xmlns:v="urn:schemas-microsoft-com:vml" xmlns:wp14="http://schemas.microsoft.com/office/word/2010/wordprocessingDrawing" xmlns:wp="http://schemas.openxmlformats.org/drawingml/2006/wordprocessingDrawing" xmlns:w10="urn:schemas-microsoft-com:office:word" xmlns:w="http://schemas.openxmlformats.org/wordprocessingml/2006/main" xmlns:w14="http://schemas.microsoft.com/office/word/2010/wordml" xmlns:w15="http://schemas.microsoft.com/office/word/2012/wordml" xmlns:w16cex="http://schemas.microsoft.com/office/word/2018/wordml/cex" xmlns:w16cid="http://schemas.microsoft.com/office/word/2016/wordml/cid" xmlns:w16="http://schemas.microsoft.com/office/word/2018/wordml" xmlns:w16du="http://schemas.microsoft.com/office/word/2023/wordml/word16du" xmlns:w16sdtdh="http://schemas.microsoft.com/office/word/2020/wordml/sdtdatahash" xmlns:w16sdtfl="http://schemas.microsoft.com/office/word/2024/wordml/sdtformatlock" xmlns:w16se="http://schemas.microsoft.com/office/word/2015/wordml/symex" xmlns:wpg="http://schemas.microsoft.com/office/word/2010/wordprocessingGroup" xmlns:wpi="http://schemas.microsoft.com/office/word/2010/wordprocessingInk" xmlns:wne="http://schemas.microsoft.com/office/word/2006/wordml" xmlns:wps="http://schemas.microsoft.com/office/word/2010/wordprocessingShape" mc:Ignorable="w14 w15 w16se w16cid w16 w16cex w16sdtdh w16sdtfl w16du wp14">
   <w:body>
     <w:p>
       <w:pPr>
@@ -71,7 +71,7 @@
           <w:b/>
           <w:sz w:val="24"/>
         </w:rPr>
-        <w:t>4</w:t>
+        <w:t>5</w:t>
       </w:r>
     </w:p>
     <w:p>
@@ -431,7 +431,7 @@
           <w:szCs w:val="24"/>
         </w:rPr>
         <w:drawing>
-          <wp:inline distT="0" distB="0" distL="0" distR="0" wp14:anchorId="6CF64419" wp14:editId="5F2C33BD">
+          <wp:inline distT="0" distB="0" distL="0" distR="0" wp14:anchorId="6CF64419" wp14:editId="1D21722D">
             <wp:extent cx="5295900" cy="1950028"/>
             <wp:effectExtent l="0" t="0" r="0" b="0"/>
             <wp:docPr id="2" name="Imagem 2"/>
@@ -523,14 +523,7 @@
         <w:rPr>
           <w:szCs w:val="24"/>
         </w:rPr>
-        <w:t xml:space="preserve"> de amostra que deve ser escolhido de modo a garantir que o erro máximo na estimativa da </w:t>
-      </w:r>
-      <w:proofErr w:type="gramStart"/>
-      <w:r>
-        <w:rPr>
-          <w:szCs w:val="24"/>
-        </w:rPr>
-        <w:t xml:space="preserve">média </w:t>
+        <w:t xml:space="preserve"> de amostra que deve ser escolhido de modo a garantir que o erro máximo na estimativa da média </w:t>
       </w:r>
       <w:r>
         <w:rPr>
@@ -543,14 +536,7 @@
         <w:rPr>
           <w:szCs w:val="24"/>
         </w:rPr>
-        <w:t xml:space="preserve"> seja</w:t>
-      </w:r>
-      <w:proofErr w:type="gramEnd"/>
-      <w:r>
-        <w:rPr>
-          <w:szCs w:val="24"/>
-        </w:rPr>
-        <w:t xml:space="preserve"> de </w:t>
+        <w:t xml:space="preserve"> seja de </w:t>
       </w:r>
       <w:r>
         <w:rPr>
@@ -675,35 +661,7 @@
         <w:rPr>
           <w:szCs w:val="24"/>
         </w:rPr>
-        <w:t xml:space="preserve"> o intervalo de credibilidade de 95% para média e variância amostrais através do uso da técnica </w:t>
-      </w:r>
-      <w:proofErr w:type="spellStart"/>
-      <w:r>
-        <w:rPr>
-          <w:szCs w:val="24"/>
-        </w:rPr>
-        <w:t>bootstrap</w:t>
-      </w:r>
-      <w:proofErr w:type="spellEnd"/>
-      <w:r>
-        <w:rPr>
-          <w:szCs w:val="24"/>
-        </w:rPr>
-        <w:t xml:space="preserve">. Considere pelo menos 1000 </w:t>
-      </w:r>
-      <w:proofErr w:type="spellStart"/>
-      <w:r>
-        <w:rPr>
-          <w:szCs w:val="24"/>
-        </w:rPr>
-        <w:t>reamostragens</w:t>
-      </w:r>
-      <w:proofErr w:type="spellEnd"/>
-      <w:r>
-        <w:rPr>
-          <w:szCs w:val="24"/>
-        </w:rPr>
-        <w:t xml:space="preserve"> para se ter uma boa estimativa desse intervalo. Calcule também o intervalo de confiança de 95% para a média e variância populacional. </w:t>
+        <w:t xml:space="preserve"> o intervalo de credibilidade de 95% para média e variância amostrais através do uso da técnica bootstrap. Considere pelo menos 1000 reamostragens para se ter uma boa estimativa desse intervalo. Calcule também o intervalo de confiança de 95% para a média e variância populacional. </w:t>
       </w:r>
       <w:r>
         <w:rPr>
@@ -735,8 +693,6 @@
         </w:rPr>
         <w:t>Qual a interpretação para cada um deles?</w:t>
       </w:r>
-      <w:bookmarkStart w:id="0" w:name="_GoBack"/>
-      <w:bookmarkEnd w:id="0"/>
     </w:p>
     <w:tbl>
       <w:tblPr>
@@ -1502,7 +1458,7 @@
 </file>
 
 <file path=word/numbering.xml><?xml version="1.0" encoding="utf-8"?>
-<w:numbering xmlns:wpc="http://schemas.microsoft.com/office/word/2010/wordprocessingCanvas" xmlns:mc="http://schemas.openxmlformats.org/markup-compatibility/2006" xmlns:o="urn:schemas-microsoft-com:office:office" xmlns:r="http://schemas.openxmlformats.org/officeDocument/2006/relationships" xmlns:m="http://schemas.openxmlformats.org/officeDocument/2006/math" xmlns:v="urn:schemas-microsoft-com:vml" xmlns:wp14="http://schemas.microsoft.com/office/word/2010/wordprocessingDrawing" xmlns:wp="http://schemas.openxmlformats.org/drawingml/2006/wordprocessingDrawing" xmlns:w10="urn:schemas-microsoft-com:office:word" xmlns:w="http://schemas.openxmlformats.org/wordprocessingml/2006/main" xmlns:w14="http://schemas.microsoft.com/office/word/2010/wordml" xmlns:w15="http://schemas.microsoft.com/office/word/2012/wordml" xmlns:wpg="http://schemas.microsoft.com/office/word/2010/wordprocessingGroup" xmlns:wpi="http://schemas.microsoft.com/office/word/2010/wordprocessingInk" xmlns:wne="http://schemas.microsoft.com/office/word/2006/wordml" xmlns:wps="http://schemas.microsoft.com/office/word/2010/wordprocessingShape" mc:Ignorable="w14 w15 wp14">
+<w:numbering xmlns:wpc="http://schemas.microsoft.com/office/word/2010/wordprocessingCanvas" xmlns:cx="http://schemas.microsoft.com/office/drawing/2014/chartex" xmlns:cx1="http://schemas.microsoft.com/office/drawing/2015/9/8/chartex" xmlns:cx2="http://schemas.microsoft.com/office/drawing/2015/10/21/chartex" xmlns:cx3="http://schemas.microsoft.com/office/drawing/2016/5/9/chartex" xmlns:cx4="http://schemas.microsoft.com/office/drawing/2016/5/10/chartex" xmlns:cx5="http://schemas.microsoft.com/office/drawing/2016/5/11/chartex" xmlns:cx6="http://schemas.microsoft.com/office/drawing/2016/5/12/chartex" xmlns:cx7="http://schemas.microsoft.com/office/drawing/2016/5/13/chartex" xmlns:cx8="http://schemas.microsoft.com/office/drawing/2016/5/14/chartex" xmlns:mc="http://schemas.openxmlformats.org/markup-compatibility/2006" xmlns:aink="http://schemas.microsoft.com/office/drawing/2016/ink" xmlns:am3d="http://schemas.microsoft.com/office/drawing/2017/model3d" xmlns:o="urn:schemas-microsoft-com:office:office" xmlns:oel="http://schemas.microsoft.com/office/2019/extlst" xmlns:r="http://schemas.openxmlformats.org/officeDocument/2006/relationships" xmlns:m="http://schemas.openxmlformats.org/officeDocument/2006/math" xmlns:v="urn:schemas-microsoft-com:vml" xmlns:wp14="http://schemas.microsoft.com/office/word/2010/wordprocessingDrawing" xmlns:wp="http://schemas.openxmlformats.org/drawingml/2006/wordprocessingDrawing" xmlns:w10="urn:schemas-microsoft-com:office:word" xmlns:w="http://schemas.openxmlformats.org/wordprocessingml/2006/main" xmlns:w14="http://schemas.microsoft.com/office/word/2010/wordml" xmlns:w15="http://schemas.microsoft.com/office/word/2012/wordml" xmlns:w16cex="http://schemas.microsoft.com/office/word/2018/wordml/cex" xmlns:w16cid="http://schemas.microsoft.com/office/word/2016/wordml/cid" xmlns:w16="http://schemas.microsoft.com/office/word/2018/wordml" xmlns:w16du="http://schemas.microsoft.com/office/word/2023/wordml/word16du" xmlns:w16sdtdh="http://schemas.microsoft.com/office/word/2020/wordml/sdtdatahash" xmlns:w16sdtfl="http://schemas.microsoft.com/office/word/2024/wordml/sdtformatlock" xmlns:w16se="http://schemas.microsoft.com/office/word/2015/wordml/symex" xmlns:wpg="http://schemas.microsoft.com/office/word/2010/wordprocessingGroup" xmlns:wpi="http://schemas.microsoft.com/office/word/2010/wordprocessingInk" xmlns:wne="http://schemas.microsoft.com/office/word/2006/wordml" xmlns:wps="http://schemas.microsoft.com/office/word/2010/wordprocessingShape" mc:Ignorable="w14 w15 w16se w16cid w16 w16cex w16sdtdh w16sdtfl w16du wp14">
   <w:abstractNum w:abstractNumId="0" w15:restartNumberingAfterBreak="0">
     <w:nsid w:val="050C42CB"/>
     <w:multiLevelType w:val="hybridMultilevel"/>
@@ -2631,56 +2587,56 @@
       </w:pPr>
     </w:lvl>
   </w:abstractNum>
-  <w:num w:numId="1">
+  <w:num w:numId="1" w16cid:durableId="576284025">
     <w:abstractNumId w:val="9"/>
   </w:num>
-  <w:num w:numId="2">
+  <w:num w:numId="2" w16cid:durableId="390810726">
     <w:abstractNumId w:val="6"/>
   </w:num>
-  <w:num w:numId="3">
+  <w:num w:numId="3" w16cid:durableId="2063401401">
     <w:abstractNumId w:val="7"/>
   </w:num>
-  <w:num w:numId="4">
+  <w:num w:numId="4" w16cid:durableId="366680761">
     <w:abstractNumId w:val="8"/>
   </w:num>
-  <w:num w:numId="5">
+  <w:num w:numId="5" w16cid:durableId="421682085">
     <w:abstractNumId w:val="13"/>
   </w:num>
-  <w:num w:numId="6">
+  <w:num w:numId="6" w16cid:durableId="1735349658">
     <w:abstractNumId w:val="12"/>
   </w:num>
-  <w:num w:numId="7">
+  <w:num w:numId="7" w16cid:durableId="1401053846">
     <w:abstractNumId w:val="4"/>
   </w:num>
-  <w:num w:numId="8">
+  <w:num w:numId="8" w16cid:durableId="444010423">
     <w:abstractNumId w:val="0"/>
   </w:num>
-  <w:num w:numId="9">
+  <w:num w:numId="9" w16cid:durableId="1606693206">
     <w:abstractNumId w:val="2"/>
   </w:num>
-  <w:num w:numId="10">
+  <w:num w:numId="10" w16cid:durableId="1651665875">
     <w:abstractNumId w:val="14"/>
   </w:num>
-  <w:num w:numId="11">
+  <w:num w:numId="11" w16cid:durableId="1963488996">
     <w:abstractNumId w:val="11"/>
   </w:num>
-  <w:num w:numId="12">
+  <w:num w:numId="12" w16cid:durableId="1575967695">
     <w:abstractNumId w:val="5"/>
   </w:num>
-  <w:num w:numId="13">
+  <w:num w:numId="13" w16cid:durableId="3292752">
     <w:abstractNumId w:val="1"/>
   </w:num>
-  <w:num w:numId="14">
+  <w:num w:numId="14" w16cid:durableId="1419446451">
     <w:abstractNumId w:val="10"/>
   </w:num>
-  <w:num w:numId="15">
+  <w:num w:numId="15" w16cid:durableId="1434981478">
     <w:abstractNumId w:val="3"/>
   </w:num>
 </w:numbering>
 </file>
 
 <file path=word/styles.xml><?xml version="1.0" encoding="utf-8"?>
-<w:styles xmlns:mc="http://schemas.openxmlformats.org/markup-compatibility/2006" xmlns:r="http://schemas.openxmlformats.org/officeDocument/2006/relationships" xmlns:w="http://schemas.openxmlformats.org/wordprocessingml/2006/main" xmlns:w14="http://schemas.microsoft.com/office/word/2010/wordml" xmlns:w15="http://schemas.microsoft.com/office/word/2012/wordml" mc:Ignorable="w14 w15">
+<w:styles xmlns:mc="http://schemas.openxmlformats.org/markup-compatibility/2006" xmlns:r="http://schemas.openxmlformats.org/officeDocument/2006/relationships" xmlns:w="http://schemas.openxmlformats.org/wordprocessingml/2006/main" xmlns:w14="http://schemas.microsoft.com/office/word/2010/wordml" xmlns:w15="http://schemas.microsoft.com/office/word/2012/wordml" xmlns:w16cex="http://schemas.microsoft.com/office/word/2018/wordml/cex" xmlns:w16cid="http://schemas.microsoft.com/office/word/2016/wordml/cid" xmlns:w16="http://schemas.microsoft.com/office/word/2018/wordml" xmlns:w16du="http://schemas.microsoft.com/office/word/2023/wordml/word16du" xmlns:w16sdtdh="http://schemas.microsoft.com/office/word/2020/wordml/sdtdatahash" xmlns:w16sdtfl="http://schemas.microsoft.com/office/word/2024/wordml/sdtformatlock" xmlns:w16se="http://schemas.microsoft.com/office/word/2015/wordml/symex" mc:Ignorable="w14 w15 w16se w16cid w16 w16cex w16sdtdh w16sdtfl w16du">
   <w:docDefaults>
     <w:rPrDefault>
       <w:rPr>
@@ -2690,7 +2646,7 @@
     </w:rPrDefault>
     <w:pPrDefault/>
   </w:docDefaults>
-  <w:latentStyles w:defLockedState="0" w:defUIPriority="0" w:defSemiHidden="0" w:defUnhideWhenUsed="0" w:defQFormat="0" w:count="371">
+  <w:latentStyles w:defLockedState="0" w:defUIPriority="0" w:defSemiHidden="0" w:defUnhideWhenUsed="0" w:defQFormat="0" w:count="376">
     <w:lsdException w:name="Normal" w:qFormat="1"/>
     <w:lsdException w:name="heading 1" w:qFormat="1"/>
     <w:lsdException w:name="heading 2" w:semiHidden="1" w:unhideWhenUsed="1" w:qFormat="1"/>
@@ -3055,6 +3011,11 @@
     <w:lsdException w:name="List Table 5 Dark Accent 6" w:uiPriority="50"/>
     <w:lsdException w:name="List Table 6 Colorful Accent 6" w:uiPriority="51"/>
     <w:lsdException w:name="List Table 7 Colorful Accent 6" w:uiPriority="52"/>
+    <w:lsdException w:name="Mention" w:semiHidden="1" w:uiPriority="99" w:unhideWhenUsed="1"/>
+    <w:lsdException w:name="Smart Hyperlink" w:semiHidden="1" w:uiPriority="99" w:unhideWhenUsed="1"/>
+    <w:lsdException w:name="Hashtag" w:semiHidden="1" w:uiPriority="99" w:unhideWhenUsed="1"/>
+    <w:lsdException w:name="Unresolved Mention" w:semiHidden="1" w:uiPriority="99" w:unhideWhenUsed="1"/>
+    <w:lsdException w:name="Smart Link" w:semiHidden="1" w:uiPriority="99" w:unhideWhenUsed="1"/>
   </w:latentStyles>
   <w:style w:type="paragraph" w:default="1" w:styleId="Normal">
     <w:name w:val="Normal"/>

--- a/exerc/lista07.docx
+++ b/exerc/lista07.docx
@@ -71,7 +71,7 @@
           <w:b/>
           <w:sz w:val="24"/>
         </w:rPr>
-        <w:t>5</w:t>
+        <w:t>6</w:t>
       </w:r>
     </w:p>
     <w:p>
@@ -102,13 +102,13 @@
         <w:rPr>
           <w:szCs w:val="24"/>
         </w:rPr>
-        <w:t>Para cada item abaixo, responda verdadeiro ou falso e justifique sua escolha</w:t>
-      </w:r>
-      <w:r>
-        <w:rPr>
-          <w:szCs w:val="24"/>
-        </w:rPr>
-        <w:t>.</w:t>
+        <w:t>Para cada item abaixo, responda</w:t>
+      </w:r>
+      <w:r>
+        <w:rPr>
+          <w:szCs w:val="24"/>
+        </w:rPr>
+        <w:t>:</w:t>
       </w:r>
     </w:p>
     <w:p>
@@ -128,14 +128,49 @@
           <w:sz w:val="24"/>
           <w:szCs w:val="24"/>
         </w:rPr>
-        <w:t>Por meio</w:t>
-      </w:r>
-      <w:r>
-        <w:rPr>
-          <w:sz w:val="24"/>
-          <w:szCs w:val="24"/>
-        </w:rPr>
-        <w:t xml:space="preserve"> de uma amostragem, consigo melhorar a precisão de uma medida realizada;</w:t>
+        <w:t>De que forma</w:t>
+      </w:r>
+      <w:r>
+        <w:rPr>
+          <w:sz w:val="24"/>
+          <w:szCs w:val="24"/>
+        </w:rPr>
+        <w:t xml:space="preserve"> </w:t>
+      </w:r>
+      <w:r>
+        <w:rPr>
+          <w:sz w:val="24"/>
+          <w:szCs w:val="24"/>
+        </w:rPr>
+        <w:t>a</w:t>
+      </w:r>
+      <w:r>
+        <w:rPr>
+          <w:sz w:val="24"/>
+          <w:szCs w:val="24"/>
+        </w:rPr>
+        <w:t xml:space="preserve"> amostragem</w:t>
+      </w:r>
+      <w:r>
+        <w:rPr>
+          <w:sz w:val="24"/>
+          <w:szCs w:val="24"/>
+        </w:rPr>
+        <w:t xml:space="preserve"> permite aumentar</w:t>
+      </w:r>
+      <w:r>
+        <w:rPr>
+          <w:sz w:val="24"/>
+          <w:szCs w:val="24"/>
+        </w:rPr>
+        <w:t xml:space="preserve"> a precisão de uma medida realizada</w:t>
+      </w:r>
+      <w:r>
+        <w:rPr>
+          <w:sz w:val="24"/>
+          <w:szCs w:val="24"/>
+        </w:rPr>
+        <w:t>?</w:t>
       </w:r>
     </w:p>
     <w:p>
@@ -155,7 +190,21 @@
           <w:sz w:val="24"/>
           <w:szCs w:val="24"/>
         </w:rPr>
-        <w:t xml:space="preserve">Em </w:t>
+        <w:t xml:space="preserve">Por que não é possível realização de amostragem probabilística </w:t>
+      </w:r>
+      <w:r>
+        <w:rPr>
+          <w:sz w:val="24"/>
+          <w:szCs w:val="24"/>
+        </w:rPr>
+        <w:t>e</w:t>
+      </w:r>
+      <w:r>
+        <w:rPr>
+          <w:sz w:val="24"/>
+          <w:szCs w:val="24"/>
+        </w:rPr>
+        <w:t xml:space="preserve">m </w:t>
       </w:r>
       <w:r>
         <w:rPr>
@@ -169,21 +218,7 @@
           <w:sz w:val="24"/>
           <w:szCs w:val="24"/>
         </w:rPr>
-        <w:t xml:space="preserve">, é possível </w:t>
-      </w:r>
-      <w:r>
-        <w:rPr>
-          <w:sz w:val="24"/>
-          <w:szCs w:val="24"/>
-        </w:rPr>
-        <w:t>realizar</w:t>
-      </w:r>
-      <w:r>
-        <w:rPr>
-          <w:sz w:val="24"/>
-          <w:szCs w:val="24"/>
-        </w:rPr>
-        <w:t xml:space="preserve"> uma amostragem probabilística;</w:t>
+        <w:t>?</w:t>
       </w:r>
     </w:p>
     <w:p>
@@ -203,7 +238,35 @@
           <w:sz w:val="24"/>
           <w:szCs w:val="24"/>
         </w:rPr>
-        <w:t>A escolha a esmo é uma estratégia de amostragem bastante semelhante a uma amostragem probabilística;</w:t>
+        <w:t>Em que a</w:t>
+      </w:r>
+      <w:r>
+        <w:rPr>
+          <w:sz w:val="24"/>
+          <w:szCs w:val="24"/>
+        </w:rPr>
+        <w:t xml:space="preserve"> escolha a esmo </w:t>
+      </w:r>
+      <w:r>
+        <w:rPr>
+          <w:sz w:val="24"/>
+          <w:szCs w:val="24"/>
+        </w:rPr>
+        <w:t>se as</w:t>
+      </w:r>
+      <w:r>
+        <w:rPr>
+          <w:sz w:val="24"/>
+          <w:szCs w:val="24"/>
+        </w:rPr>
+        <w:t>semelha a uma amostragem probabilística</w:t>
+      </w:r>
+      <w:r>
+        <w:rPr>
+          <w:sz w:val="24"/>
+          <w:szCs w:val="24"/>
+        </w:rPr>
+        <w:t>?</w:t>
       </w:r>
     </w:p>
     <w:p>
@@ -223,49 +286,83 @@
           <w:sz w:val="24"/>
           <w:szCs w:val="24"/>
         </w:rPr>
-        <w:t xml:space="preserve">O tamanho de uma amostra é proporcional </w:t>
-      </w:r>
-      <w:r>
-        <w:rPr>
-          <w:sz w:val="24"/>
-          <w:szCs w:val="24"/>
-        </w:rPr>
-        <w:t>à</w:t>
-      </w:r>
-      <w:r>
-        <w:rPr>
-          <w:sz w:val="24"/>
-          <w:szCs w:val="24"/>
-        </w:rPr>
-        <w:t xml:space="preserve"> variação original dos dados, </w:t>
-      </w:r>
-      <w:r>
-        <w:rPr>
-          <w:sz w:val="24"/>
-          <w:szCs w:val="24"/>
-        </w:rPr>
-        <w:t>que</w:t>
-      </w:r>
-      <w:r>
-        <w:rPr>
-          <w:sz w:val="24"/>
-          <w:szCs w:val="24"/>
-        </w:rPr>
-        <w:t xml:space="preserve"> geralmente </w:t>
-      </w:r>
-      <w:r>
-        <w:rPr>
-          <w:sz w:val="24"/>
-          <w:szCs w:val="24"/>
-        </w:rPr>
-        <w:t>é</w:t>
-      </w:r>
-      <w:r>
-        <w:rPr>
-          <w:sz w:val="24"/>
-          <w:szCs w:val="24"/>
-        </w:rPr>
-        <w:t xml:space="preserve"> desconhecida e inversamente proporcional ao custo de obtenção de cada amostra.</w:t>
+        <w:t>D</w:t>
+      </w:r>
+      <w:r>
+        <w:rPr>
+          <w:sz w:val="24"/>
+          <w:szCs w:val="24"/>
+        </w:rPr>
+        <w:t>e que forma o</w:t>
+      </w:r>
+      <w:r>
+        <w:rPr>
+          <w:sz w:val="24"/>
+          <w:szCs w:val="24"/>
+        </w:rPr>
+        <w:t xml:space="preserve"> tamanho de uma amostra </w:t>
+      </w:r>
+      <w:r>
+        <w:rPr>
+          <w:sz w:val="24"/>
+          <w:szCs w:val="24"/>
+        </w:rPr>
+        <w:t>é influenciado pel</w:t>
+      </w:r>
+      <w:r>
+        <w:rPr>
+          <w:sz w:val="24"/>
+          <w:szCs w:val="24"/>
+        </w:rPr>
+        <w:t>a</w:t>
+      </w:r>
+      <w:r>
+        <w:rPr>
+          <w:sz w:val="24"/>
+          <w:szCs w:val="24"/>
+        </w:rPr>
+        <w:t xml:space="preserve"> variação original dos dados</w:t>
+      </w:r>
+      <w:r>
+        <w:rPr>
+          <w:sz w:val="24"/>
+          <w:szCs w:val="24"/>
+        </w:rPr>
+        <w:t xml:space="preserve"> e pelo </w:t>
+      </w:r>
+      <w:r>
+        <w:rPr>
+          <w:sz w:val="24"/>
+          <w:szCs w:val="24"/>
+        </w:rPr>
+        <w:t>custo de obtenção de cada amostra</w:t>
+      </w:r>
+      <w:r>
+        <w:rPr>
+          <w:sz w:val="24"/>
+          <w:szCs w:val="24"/>
+        </w:rPr>
+        <w:t>?</w:t>
+      </w:r>
+    </w:p>
+    <w:p>
+      <w:pPr>
+        <w:numPr>
+          <w:ilvl w:val="0"/>
+          <w:numId w:val="15"/>
+        </w:numPr>
+        <w:jc w:val="both"/>
+        <w:rPr>
+          <w:sz w:val="24"/>
+          <w:szCs w:val="24"/>
+        </w:rPr>
+      </w:pPr>
+      <w:r>
+        <w:rPr>
+          <w:sz w:val="24"/>
+          <w:szCs w:val="24"/>
+        </w:rPr>
+        <w:t>Qual a importância em se ter um conjunto amostral independente para se avaliar os resultados de uma metodologia? Qual a diferença entre amostras de teste e validação?</w:t>
       </w:r>
     </w:p>
     <w:p>
@@ -542,56 +639,56 @@
         <w:rPr>
           <w:szCs w:val="24"/>
         </w:rPr>
+        <w:t>3,5</w:t>
+      </w:r>
+      <w:r>
+        <w:rPr>
+          <w:szCs w:val="24"/>
+        </w:rPr>
+        <w:t xml:space="preserve"> </w:t>
+      </w:r>
+      <w:r>
+        <w:rPr>
+          <w:szCs w:val="24"/>
+        </w:rPr>
+        <w:t xml:space="preserve">unidades </w:t>
+      </w:r>
+      <w:r>
+        <w:rPr>
+          <w:szCs w:val="24"/>
+        </w:rPr>
+        <w:t xml:space="preserve">utilizando-se um nível de significância de 5%? </w:t>
+      </w:r>
+      <w:r>
+        <w:rPr>
+          <w:szCs w:val="24"/>
+        </w:rPr>
+        <w:t xml:space="preserve">Considere que </w:t>
+      </w:r>
+      <w:r>
+        <w:rPr>
+          <w:szCs w:val="24"/>
+        </w:rPr>
+        <w:sym w:font="Symbol" w:char="F073"/>
+      </w:r>
+      <w:r>
+        <w:rPr>
+          <w:szCs w:val="24"/>
+          <w:vertAlign w:val="superscript"/>
+        </w:rPr>
         <w:t>2</w:t>
       </w:r>
       <w:r>
         <w:rPr>
           <w:szCs w:val="24"/>
         </w:rPr>
-        <w:t xml:space="preserve"> </w:t>
-      </w:r>
-      <w:r>
-        <w:rPr>
-          <w:szCs w:val="24"/>
-        </w:rPr>
-        <w:t xml:space="preserve">unidades </w:t>
-      </w:r>
-      <w:r>
-        <w:rPr>
-          <w:szCs w:val="24"/>
-        </w:rPr>
-        <w:t xml:space="preserve">utilizando-se um nível de significância de 5%? </w:t>
-      </w:r>
-      <w:r>
-        <w:rPr>
-          <w:szCs w:val="24"/>
-        </w:rPr>
-        <w:t xml:space="preserve">Considere que </w:t>
-      </w:r>
-      <w:r>
-        <w:rPr>
-          <w:szCs w:val="24"/>
-        </w:rPr>
-        <w:sym w:font="Symbol" w:char="F073"/>
-      </w:r>
-      <w:r>
-        <w:rPr>
-          <w:szCs w:val="24"/>
-          <w:vertAlign w:val="superscript"/>
-        </w:rPr>
-        <w:t>2</w:t>
-      </w:r>
-      <w:r>
-        <w:rPr>
-          <w:szCs w:val="24"/>
-        </w:rPr>
         <w:t xml:space="preserve"> = </w:t>
       </w:r>
       <w:r>
         <w:rPr>
           <w:szCs w:val="24"/>
         </w:rPr>
-        <w:t>35,6</w:t>
+        <w:t>27,4</w:t>
       </w:r>
       <w:r>
         <w:rPr>
@@ -608,8 +705,6 @@
           <w:numId w:val="6"/>
         </w:numPr>
         <w:tabs>
-          <w:tab w:val="clear" w:pos="360"/>
-          <w:tab w:val="num" w:pos="336"/>
           <w:tab w:val="num" w:pos="426"/>
           <w:tab w:val="num" w:pos="644"/>
         </w:tabs>
@@ -623,45 +718,35 @@
         <w:rPr>
           <w:szCs w:val="24"/>
         </w:rPr>
-        <w:t>Qual a importância em se ter um conjunto amostral independente para se avaliar os resultados de uma metodologia? Qual a diferença entre amostras de teste e validação?</w:t>
-      </w:r>
-    </w:p>
-    <w:p>
-      <w:pPr>
-        <w:pStyle w:val="Corpodetexto2"/>
-        <w:numPr>
-          <w:ilvl w:val="0"/>
-          <w:numId w:val="6"/>
-        </w:numPr>
-        <w:tabs>
-          <w:tab w:val="num" w:pos="426"/>
-          <w:tab w:val="num" w:pos="644"/>
-        </w:tabs>
-        <w:spacing w:after="240"/>
-        <w:ind w:left="284" w:hanging="284"/>
-        <w:rPr>
-          <w:szCs w:val="24"/>
-        </w:rPr>
-      </w:pPr>
-      <w:r>
-        <w:rPr>
-          <w:szCs w:val="24"/>
-        </w:rPr>
-        <w:t xml:space="preserve">A partir de 20 valores amostrais, apresentados </w:t>
-      </w:r>
-      <w:proofErr w:type="gramStart"/>
-      <w:r>
-        <w:rPr>
-          <w:szCs w:val="24"/>
-        </w:rPr>
-        <w:t>abaixo,  calcule</w:t>
-      </w:r>
-      <w:proofErr w:type="gramEnd"/>
-      <w:r>
-        <w:rPr>
-          <w:szCs w:val="24"/>
-        </w:rPr>
-        <w:t xml:space="preserve"> o intervalo de credibilidade de 95% para média e variância amostrais através do uso da técnica bootstrap. Considere pelo menos 1000 reamostragens para se ter uma boa estimativa desse intervalo. Calcule também o intervalo de confiança de 95% para a média e variância populacional. </w:t>
+        <w:t xml:space="preserve">A partir de </w:t>
+      </w:r>
+      <w:r>
+        <w:rPr>
+          <w:szCs w:val="24"/>
+        </w:rPr>
+        <w:t>4</w:t>
+      </w:r>
+      <w:r>
+        <w:rPr>
+          <w:szCs w:val="24"/>
+        </w:rPr>
+        <w:t xml:space="preserve">0 valores amostrais, apresentados abaixo, calcule o intervalo de credibilidade de 95% para média e variância amostrais através do uso da técnica </w:t>
+      </w:r>
+      <w:proofErr w:type="spellStart"/>
+      <w:r>
+        <w:rPr>
+          <w:i/>
+          <w:iCs/>
+          <w:szCs w:val="24"/>
+        </w:rPr>
+        <w:t>bootstrap</w:t>
+      </w:r>
+      <w:proofErr w:type="spellEnd"/>
+      <w:r>
+        <w:rPr>
+          <w:szCs w:val="24"/>
+        </w:rPr>
+        <w:t xml:space="preserve">. Considere pelo menos 1000 reamostragens para se ter uma boa estimativa desse intervalo. Calcule também o intervalo de confiança de 95% para a média e variância populacional. </w:t>
       </w:r>
       <w:r>
         <w:rPr>
@@ -696,746 +781,767 @@
     </w:p>
     <w:tbl>
       <w:tblPr>
-        <w:tblW w:w="3840" w:type="dxa"/>
+        <w:tblStyle w:val="Tabelacomgrade"/>
+        <w:tblW w:w="0" w:type="auto"/>
         <w:jc w:val="center"/>
-        <w:tblCellMar>
-          <w:left w:w="70" w:type="dxa"/>
-          <w:right w:w="70" w:type="dxa"/>
-        </w:tblCellMar>
         <w:tblLook w:val="04A0" w:firstRow="1" w:lastRow="0" w:firstColumn="1" w:lastColumn="0" w:noHBand="0" w:noVBand="1"/>
       </w:tblPr>
       <w:tblGrid>
-        <w:gridCol w:w="960"/>
-        <w:gridCol w:w="960"/>
-        <w:gridCol w:w="960"/>
-        <w:gridCol w:w="960"/>
+        <w:gridCol w:w="737"/>
+        <w:gridCol w:w="737"/>
+        <w:gridCol w:w="737"/>
+        <w:gridCol w:w="737"/>
+        <w:gridCol w:w="737"/>
+        <w:gridCol w:w="737"/>
+        <w:gridCol w:w="737"/>
+        <w:gridCol w:w="737"/>
       </w:tblGrid>
       <w:tr>
         <w:trPr>
-          <w:trHeight w:val="300"/>
+          <w:trHeight w:hRule="exact" w:val="340"/>
           <w:jc w:val="center"/>
         </w:trPr>
         <w:tc>
           <w:tcPr>
-            <w:tcW w:w="960" w:type="dxa"/>
-            <w:tcBorders>
-              <w:top w:val="single" w:sz="4" w:space="0" w:color="auto"/>
-              <w:left w:val="single" w:sz="4" w:space="0" w:color="auto"/>
-              <w:bottom w:val="single" w:sz="4" w:space="0" w:color="auto"/>
-              <w:right w:val="single" w:sz="4" w:space="0" w:color="auto"/>
-            </w:tcBorders>
-            <w:shd w:val="clear" w:color="auto" w:fill="auto"/>
-            <w:noWrap/>
-            <w:vAlign w:val="bottom"/>
-            <w:hideMark/>
-          </w:tcPr>
-          <w:p>
-            <w:pPr>
-              <w:jc w:val="right"/>
-              <w:rPr>
-                <w:rFonts w:ascii="Calibri" w:hAnsi="Calibri" w:cs="Calibri"/>
-                <w:color w:val="000000"/>
-                <w:sz w:val="22"/>
-                <w:szCs w:val="22"/>
-              </w:rPr>
-            </w:pPr>
-            <w:r>
-              <w:rPr>
-                <w:rFonts w:ascii="Calibri" w:hAnsi="Calibri" w:cs="Calibri"/>
-                <w:color w:val="000000"/>
-                <w:sz w:val="22"/>
-                <w:szCs w:val="22"/>
-              </w:rPr>
-              <w:t>28,4</w:t>
-            </w:r>
-          </w:p>
-        </w:tc>
-        <w:tc>
-          <w:tcPr>
-            <w:tcW w:w="960" w:type="dxa"/>
-            <w:tcBorders>
-              <w:top w:val="single" w:sz="4" w:space="0" w:color="auto"/>
-              <w:left w:val="nil"/>
-              <w:bottom w:val="single" w:sz="4" w:space="0" w:color="auto"/>
-              <w:right w:val="single" w:sz="4" w:space="0" w:color="auto"/>
-            </w:tcBorders>
-            <w:shd w:val="clear" w:color="auto" w:fill="auto"/>
-            <w:noWrap/>
-            <w:vAlign w:val="bottom"/>
-            <w:hideMark/>
-          </w:tcPr>
-          <w:p>
-            <w:pPr>
-              <w:jc w:val="right"/>
-              <w:rPr>
-                <w:rFonts w:ascii="Calibri" w:hAnsi="Calibri" w:cs="Calibri"/>
-                <w:color w:val="000000"/>
-                <w:sz w:val="22"/>
-                <w:szCs w:val="22"/>
-              </w:rPr>
-            </w:pPr>
-            <w:r>
-              <w:rPr>
-                <w:rFonts w:ascii="Calibri" w:hAnsi="Calibri" w:cs="Calibri"/>
-                <w:color w:val="000000"/>
-                <w:sz w:val="22"/>
-                <w:szCs w:val="22"/>
-              </w:rPr>
-              <w:t>25,2</w:t>
-            </w:r>
-          </w:p>
-        </w:tc>
-        <w:tc>
-          <w:tcPr>
-            <w:tcW w:w="960" w:type="dxa"/>
-            <w:tcBorders>
-              <w:top w:val="single" w:sz="4" w:space="0" w:color="auto"/>
-              <w:left w:val="nil"/>
-              <w:bottom w:val="single" w:sz="4" w:space="0" w:color="auto"/>
-              <w:right w:val="single" w:sz="4" w:space="0" w:color="auto"/>
-            </w:tcBorders>
-            <w:shd w:val="clear" w:color="auto" w:fill="auto"/>
-            <w:noWrap/>
-            <w:vAlign w:val="bottom"/>
-            <w:hideMark/>
-          </w:tcPr>
-          <w:p>
-            <w:pPr>
-              <w:jc w:val="right"/>
-              <w:rPr>
-                <w:rFonts w:ascii="Calibri" w:hAnsi="Calibri" w:cs="Calibri"/>
-                <w:color w:val="000000"/>
-                <w:sz w:val="22"/>
-                <w:szCs w:val="22"/>
-              </w:rPr>
-            </w:pPr>
-            <w:r>
-              <w:rPr>
-                <w:rFonts w:ascii="Calibri" w:hAnsi="Calibri" w:cs="Calibri"/>
-                <w:color w:val="000000"/>
-                <w:sz w:val="22"/>
-                <w:szCs w:val="22"/>
-              </w:rPr>
-              <w:t>23,0</w:t>
-            </w:r>
-          </w:p>
-        </w:tc>
-        <w:tc>
-          <w:tcPr>
-            <w:tcW w:w="960" w:type="dxa"/>
-            <w:tcBorders>
-              <w:top w:val="single" w:sz="4" w:space="0" w:color="auto"/>
-              <w:left w:val="nil"/>
-              <w:bottom w:val="single" w:sz="4" w:space="0" w:color="auto"/>
-              <w:right w:val="single" w:sz="4" w:space="0" w:color="auto"/>
-            </w:tcBorders>
-            <w:shd w:val="clear" w:color="auto" w:fill="auto"/>
-            <w:noWrap/>
-            <w:vAlign w:val="bottom"/>
-            <w:hideMark/>
-          </w:tcPr>
-          <w:p>
-            <w:pPr>
-              <w:jc w:val="right"/>
-              <w:rPr>
-                <w:rFonts w:ascii="Calibri" w:hAnsi="Calibri" w:cs="Calibri"/>
-                <w:color w:val="000000"/>
-                <w:sz w:val="22"/>
-                <w:szCs w:val="22"/>
-              </w:rPr>
-            </w:pPr>
-            <w:r>
-              <w:rPr>
-                <w:rFonts w:ascii="Calibri" w:hAnsi="Calibri" w:cs="Calibri"/>
-                <w:color w:val="000000"/>
-                <w:sz w:val="22"/>
-                <w:szCs w:val="22"/>
-              </w:rPr>
-              <w:t>22,8</w:t>
+            <w:tcW w:w="737" w:type="dxa"/>
+            <w:noWrap/>
+            <w:vAlign w:val="center"/>
+            <w:hideMark/>
+          </w:tcPr>
+          <w:p>
+            <w:pPr>
+              <w:pStyle w:val="Corpodetexto2"/>
+              <w:spacing w:after="240"/>
+              <w:jc w:val="center"/>
+            </w:pPr>
+            <w:r>
+              <w:t>35,9</w:t>
+            </w:r>
+          </w:p>
+        </w:tc>
+        <w:tc>
+          <w:tcPr>
+            <w:tcW w:w="737" w:type="dxa"/>
+            <w:noWrap/>
+            <w:vAlign w:val="center"/>
+            <w:hideMark/>
+          </w:tcPr>
+          <w:p>
+            <w:pPr>
+              <w:pStyle w:val="Corpodetexto2"/>
+              <w:spacing w:after="240"/>
+              <w:jc w:val="center"/>
+            </w:pPr>
+            <w:r>
+              <w:t>34,6</w:t>
+            </w:r>
+          </w:p>
+        </w:tc>
+        <w:tc>
+          <w:tcPr>
+            <w:tcW w:w="737" w:type="dxa"/>
+            <w:noWrap/>
+            <w:vAlign w:val="center"/>
+            <w:hideMark/>
+          </w:tcPr>
+          <w:p>
+            <w:pPr>
+              <w:pStyle w:val="Corpodetexto2"/>
+              <w:spacing w:after="240"/>
+              <w:jc w:val="center"/>
+            </w:pPr>
+            <w:r>
+              <w:t>36,7</w:t>
+            </w:r>
+          </w:p>
+        </w:tc>
+        <w:tc>
+          <w:tcPr>
+            <w:tcW w:w="737" w:type="dxa"/>
+            <w:noWrap/>
+            <w:vAlign w:val="center"/>
+            <w:hideMark/>
+          </w:tcPr>
+          <w:p>
+            <w:pPr>
+              <w:pStyle w:val="Corpodetexto2"/>
+              <w:spacing w:after="240"/>
+              <w:jc w:val="center"/>
+            </w:pPr>
+            <w:r>
+              <w:t>38,8</w:t>
+            </w:r>
+          </w:p>
+        </w:tc>
+        <w:tc>
+          <w:tcPr>
+            <w:tcW w:w="737" w:type="dxa"/>
+            <w:noWrap/>
+            <w:vAlign w:val="center"/>
+            <w:hideMark/>
+          </w:tcPr>
+          <w:p>
+            <w:pPr>
+              <w:pStyle w:val="Corpodetexto2"/>
+              <w:spacing w:after="240"/>
+              <w:jc w:val="center"/>
+            </w:pPr>
+            <w:r>
+              <w:t>33,3</w:t>
+            </w:r>
+          </w:p>
+        </w:tc>
+        <w:tc>
+          <w:tcPr>
+            <w:tcW w:w="737" w:type="dxa"/>
+            <w:noWrap/>
+            <w:vAlign w:val="center"/>
+            <w:hideMark/>
+          </w:tcPr>
+          <w:p>
+            <w:pPr>
+              <w:pStyle w:val="Corpodetexto2"/>
+              <w:spacing w:after="240"/>
+              <w:jc w:val="center"/>
+            </w:pPr>
+            <w:r>
+              <w:t>38,9</w:t>
+            </w:r>
+          </w:p>
+        </w:tc>
+        <w:tc>
+          <w:tcPr>
+            <w:tcW w:w="737" w:type="dxa"/>
+            <w:noWrap/>
+            <w:vAlign w:val="center"/>
+            <w:hideMark/>
+          </w:tcPr>
+          <w:p>
+            <w:pPr>
+              <w:pStyle w:val="Corpodetexto2"/>
+              <w:spacing w:after="240"/>
+              <w:jc w:val="center"/>
+            </w:pPr>
+            <w:r>
+              <w:t>32,1</w:t>
+            </w:r>
+          </w:p>
+        </w:tc>
+        <w:tc>
+          <w:tcPr>
+            <w:tcW w:w="737" w:type="dxa"/>
+            <w:noWrap/>
+            <w:vAlign w:val="center"/>
+            <w:hideMark/>
+          </w:tcPr>
+          <w:p>
+            <w:pPr>
+              <w:pStyle w:val="Corpodetexto2"/>
+              <w:spacing w:after="240"/>
+              <w:jc w:val="center"/>
+            </w:pPr>
+            <w:r>
+              <w:t>33,1</w:t>
             </w:r>
           </w:p>
         </w:tc>
       </w:tr>
       <w:tr>
         <w:trPr>
-          <w:trHeight w:val="300"/>
+          <w:trHeight w:hRule="exact" w:val="340"/>
           <w:jc w:val="center"/>
         </w:trPr>
         <w:tc>
           <w:tcPr>
-            <w:tcW w:w="960" w:type="dxa"/>
-            <w:tcBorders>
-              <w:top w:val="nil"/>
-              <w:left w:val="single" w:sz="4" w:space="0" w:color="auto"/>
-              <w:bottom w:val="single" w:sz="4" w:space="0" w:color="auto"/>
-              <w:right w:val="single" w:sz="4" w:space="0" w:color="auto"/>
-            </w:tcBorders>
-            <w:shd w:val="clear" w:color="auto" w:fill="auto"/>
-            <w:noWrap/>
-            <w:vAlign w:val="bottom"/>
-            <w:hideMark/>
-          </w:tcPr>
-          <w:p>
-            <w:pPr>
-              <w:jc w:val="right"/>
-              <w:rPr>
-                <w:rFonts w:ascii="Calibri" w:hAnsi="Calibri" w:cs="Calibri"/>
-                <w:color w:val="000000"/>
-                <w:sz w:val="22"/>
-                <w:szCs w:val="22"/>
-              </w:rPr>
-            </w:pPr>
-            <w:r>
-              <w:rPr>
-                <w:rFonts w:ascii="Calibri" w:hAnsi="Calibri" w:cs="Calibri"/>
-                <w:color w:val="000000"/>
-                <w:sz w:val="22"/>
-                <w:szCs w:val="22"/>
-              </w:rPr>
-              <w:t>26,5</w:t>
-            </w:r>
-          </w:p>
-        </w:tc>
-        <w:tc>
-          <w:tcPr>
-            <w:tcW w:w="960" w:type="dxa"/>
-            <w:tcBorders>
-              <w:top w:val="nil"/>
-              <w:left w:val="nil"/>
-              <w:bottom w:val="single" w:sz="4" w:space="0" w:color="auto"/>
-              <w:right w:val="single" w:sz="4" w:space="0" w:color="auto"/>
-            </w:tcBorders>
-            <w:shd w:val="clear" w:color="auto" w:fill="auto"/>
-            <w:noWrap/>
-            <w:vAlign w:val="bottom"/>
-            <w:hideMark/>
-          </w:tcPr>
-          <w:p>
-            <w:pPr>
-              <w:jc w:val="right"/>
-              <w:rPr>
-                <w:rFonts w:ascii="Calibri" w:hAnsi="Calibri" w:cs="Calibri"/>
-                <w:color w:val="000000"/>
-                <w:sz w:val="22"/>
-                <w:szCs w:val="22"/>
-              </w:rPr>
-            </w:pPr>
-            <w:r>
-              <w:rPr>
-                <w:rFonts w:ascii="Calibri" w:hAnsi="Calibri" w:cs="Calibri"/>
-                <w:color w:val="000000"/>
-                <w:sz w:val="22"/>
-                <w:szCs w:val="22"/>
-              </w:rPr>
-              <w:t>21,2</w:t>
-            </w:r>
-          </w:p>
-        </w:tc>
-        <w:tc>
-          <w:tcPr>
-            <w:tcW w:w="960" w:type="dxa"/>
-            <w:tcBorders>
-              <w:top w:val="nil"/>
-              <w:left w:val="nil"/>
-              <w:bottom w:val="single" w:sz="4" w:space="0" w:color="auto"/>
-              <w:right w:val="single" w:sz="4" w:space="0" w:color="auto"/>
-            </w:tcBorders>
-            <w:shd w:val="clear" w:color="auto" w:fill="auto"/>
-            <w:noWrap/>
-            <w:vAlign w:val="bottom"/>
-            <w:hideMark/>
-          </w:tcPr>
-          <w:p>
-            <w:pPr>
-              <w:jc w:val="right"/>
-              <w:rPr>
-                <w:rFonts w:ascii="Calibri" w:hAnsi="Calibri" w:cs="Calibri"/>
-                <w:color w:val="000000"/>
-                <w:sz w:val="22"/>
-                <w:szCs w:val="22"/>
-              </w:rPr>
-            </w:pPr>
-            <w:r>
-              <w:rPr>
-                <w:rFonts w:ascii="Calibri" w:hAnsi="Calibri" w:cs="Calibri"/>
-                <w:color w:val="000000"/>
-                <w:sz w:val="22"/>
-                <w:szCs w:val="22"/>
-              </w:rPr>
-              <w:t>26,3</w:t>
-            </w:r>
-          </w:p>
-        </w:tc>
-        <w:tc>
-          <w:tcPr>
-            <w:tcW w:w="960" w:type="dxa"/>
-            <w:tcBorders>
-              <w:top w:val="nil"/>
-              <w:left w:val="nil"/>
-              <w:bottom w:val="single" w:sz="4" w:space="0" w:color="auto"/>
-              <w:right w:val="single" w:sz="4" w:space="0" w:color="auto"/>
-            </w:tcBorders>
-            <w:shd w:val="clear" w:color="auto" w:fill="auto"/>
-            <w:noWrap/>
-            <w:vAlign w:val="bottom"/>
-            <w:hideMark/>
-          </w:tcPr>
-          <w:p>
-            <w:pPr>
-              <w:jc w:val="right"/>
-              <w:rPr>
-                <w:rFonts w:ascii="Calibri" w:hAnsi="Calibri" w:cs="Calibri"/>
-                <w:color w:val="000000"/>
-                <w:sz w:val="22"/>
-                <w:szCs w:val="22"/>
-              </w:rPr>
-            </w:pPr>
-            <w:r>
-              <w:rPr>
-                <w:rFonts w:ascii="Calibri" w:hAnsi="Calibri" w:cs="Calibri"/>
-                <w:color w:val="000000"/>
-                <w:sz w:val="22"/>
-                <w:szCs w:val="22"/>
-              </w:rPr>
-              <w:t>24,5</w:t>
+            <w:tcW w:w="737" w:type="dxa"/>
+            <w:noWrap/>
+            <w:vAlign w:val="center"/>
+            <w:hideMark/>
+          </w:tcPr>
+          <w:p>
+            <w:pPr>
+              <w:pStyle w:val="Corpodetexto2"/>
+              <w:spacing w:after="240"/>
+              <w:jc w:val="center"/>
+            </w:pPr>
+            <w:r>
+              <w:t>34,5</w:t>
+            </w:r>
+          </w:p>
+        </w:tc>
+        <w:tc>
+          <w:tcPr>
+            <w:tcW w:w="737" w:type="dxa"/>
+            <w:noWrap/>
+            <w:vAlign w:val="center"/>
+            <w:hideMark/>
+          </w:tcPr>
+          <w:p>
+            <w:pPr>
+              <w:pStyle w:val="Corpodetexto2"/>
+              <w:spacing w:after="240"/>
+              <w:jc w:val="center"/>
+            </w:pPr>
+            <w:r>
+              <w:t>39,7</w:t>
+            </w:r>
+          </w:p>
+        </w:tc>
+        <w:tc>
+          <w:tcPr>
+            <w:tcW w:w="737" w:type="dxa"/>
+            <w:noWrap/>
+            <w:vAlign w:val="center"/>
+            <w:hideMark/>
+          </w:tcPr>
+          <w:p>
+            <w:pPr>
+              <w:pStyle w:val="Corpodetexto2"/>
+              <w:spacing w:after="240"/>
+              <w:jc w:val="center"/>
+            </w:pPr>
+            <w:r>
+              <w:t>34,2</w:t>
+            </w:r>
+          </w:p>
+        </w:tc>
+        <w:tc>
+          <w:tcPr>
+            <w:tcW w:w="737" w:type="dxa"/>
+            <w:noWrap/>
+            <w:vAlign w:val="center"/>
+            <w:hideMark/>
+          </w:tcPr>
+          <w:p>
+            <w:pPr>
+              <w:pStyle w:val="Corpodetexto2"/>
+              <w:spacing w:after="240"/>
+              <w:jc w:val="center"/>
+            </w:pPr>
+            <w:r>
+              <w:t>39,4</w:t>
+            </w:r>
+          </w:p>
+        </w:tc>
+        <w:tc>
+          <w:tcPr>
+            <w:tcW w:w="737" w:type="dxa"/>
+            <w:noWrap/>
+            <w:vAlign w:val="center"/>
+            <w:hideMark/>
+          </w:tcPr>
+          <w:p>
+            <w:pPr>
+              <w:pStyle w:val="Corpodetexto2"/>
+              <w:spacing w:after="240"/>
+              <w:jc w:val="center"/>
+            </w:pPr>
+            <w:r>
+              <w:t>36,1</w:t>
+            </w:r>
+          </w:p>
+        </w:tc>
+        <w:tc>
+          <w:tcPr>
+            <w:tcW w:w="737" w:type="dxa"/>
+            <w:noWrap/>
+            <w:vAlign w:val="center"/>
+            <w:hideMark/>
+          </w:tcPr>
+          <w:p>
+            <w:pPr>
+              <w:pStyle w:val="Corpodetexto2"/>
+              <w:spacing w:after="240"/>
+              <w:jc w:val="center"/>
+            </w:pPr>
+            <w:r>
+              <w:t>37,3</w:t>
+            </w:r>
+          </w:p>
+        </w:tc>
+        <w:tc>
+          <w:tcPr>
+            <w:tcW w:w="737" w:type="dxa"/>
+            <w:noWrap/>
+            <w:vAlign w:val="center"/>
+            <w:hideMark/>
+          </w:tcPr>
+          <w:p>
+            <w:pPr>
+              <w:pStyle w:val="Corpodetexto2"/>
+              <w:spacing w:after="240"/>
+              <w:jc w:val="center"/>
+            </w:pPr>
+            <w:r>
+              <w:t>30,2</w:t>
+            </w:r>
+          </w:p>
+        </w:tc>
+        <w:tc>
+          <w:tcPr>
+            <w:tcW w:w="737" w:type="dxa"/>
+            <w:noWrap/>
+            <w:vAlign w:val="center"/>
+            <w:hideMark/>
+          </w:tcPr>
+          <w:p>
+            <w:pPr>
+              <w:pStyle w:val="Corpodetexto2"/>
+              <w:spacing w:after="240"/>
+              <w:jc w:val="center"/>
+            </w:pPr>
+            <w:r>
+              <w:t>37,5</w:t>
             </w:r>
           </w:p>
         </w:tc>
       </w:tr>
       <w:tr>
         <w:trPr>
-          <w:trHeight w:val="300"/>
+          <w:trHeight w:hRule="exact" w:val="340"/>
           <w:jc w:val="center"/>
         </w:trPr>
         <w:tc>
           <w:tcPr>
-            <w:tcW w:w="960" w:type="dxa"/>
-            <w:tcBorders>
-              <w:top w:val="nil"/>
-              <w:left w:val="single" w:sz="4" w:space="0" w:color="auto"/>
-              <w:bottom w:val="single" w:sz="4" w:space="0" w:color="auto"/>
-              <w:right w:val="single" w:sz="4" w:space="0" w:color="auto"/>
-            </w:tcBorders>
-            <w:shd w:val="clear" w:color="auto" w:fill="auto"/>
-            <w:noWrap/>
-            <w:vAlign w:val="bottom"/>
-            <w:hideMark/>
-          </w:tcPr>
-          <w:p>
-            <w:pPr>
-              <w:jc w:val="right"/>
-              <w:rPr>
-                <w:rFonts w:ascii="Calibri" w:hAnsi="Calibri" w:cs="Calibri"/>
-                <w:color w:val="000000"/>
-                <w:sz w:val="22"/>
-                <w:szCs w:val="22"/>
-              </w:rPr>
-            </w:pPr>
-            <w:r>
-              <w:rPr>
-                <w:rFonts w:ascii="Calibri" w:hAnsi="Calibri" w:cs="Calibri"/>
-                <w:color w:val="000000"/>
-                <w:sz w:val="22"/>
-                <w:szCs w:val="22"/>
-              </w:rPr>
-              <w:t>27,5</w:t>
-            </w:r>
-          </w:p>
-        </w:tc>
-        <w:tc>
-          <w:tcPr>
-            <w:tcW w:w="960" w:type="dxa"/>
-            <w:tcBorders>
-              <w:top w:val="nil"/>
-              <w:left w:val="nil"/>
-              <w:bottom w:val="single" w:sz="4" w:space="0" w:color="auto"/>
-              <w:right w:val="single" w:sz="4" w:space="0" w:color="auto"/>
-            </w:tcBorders>
-            <w:shd w:val="clear" w:color="auto" w:fill="auto"/>
-            <w:noWrap/>
-            <w:vAlign w:val="bottom"/>
-            <w:hideMark/>
-          </w:tcPr>
-          <w:p>
-            <w:pPr>
-              <w:jc w:val="right"/>
-              <w:rPr>
-                <w:rFonts w:ascii="Calibri" w:hAnsi="Calibri" w:cs="Calibri"/>
-                <w:color w:val="000000"/>
-                <w:sz w:val="22"/>
-                <w:szCs w:val="22"/>
-              </w:rPr>
-            </w:pPr>
-            <w:r>
-              <w:rPr>
-                <w:rFonts w:ascii="Calibri" w:hAnsi="Calibri" w:cs="Calibri"/>
-                <w:color w:val="000000"/>
-                <w:sz w:val="22"/>
-                <w:szCs w:val="22"/>
-              </w:rPr>
-              <w:t>27,8</w:t>
-            </w:r>
-          </w:p>
-        </w:tc>
-        <w:tc>
-          <w:tcPr>
-            <w:tcW w:w="960" w:type="dxa"/>
-            <w:tcBorders>
-              <w:top w:val="nil"/>
-              <w:left w:val="nil"/>
-              <w:bottom w:val="single" w:sz="4" w:space="0" w:color="auto"/>
-              <w:right w:val="single" w:sz="4" w:space="0" w:color="auto"/>
-            </w:tcBorders>
-            <w:shd w:val="clear" w:color="auto" w:fill="auto"/>
-            <w:noWrap/>
-            <w:vAlign w:val="bottom"/>
-            <w:hideMark/>
-          </w:tcPr>
-          <w:p>
-            <w:pPr>
-              <w:jc w:val="right"/>
-              <w:rPr>
-                <w:rFonts w:ascii="Calibri" w:hAnsi="Calibri" w:cs="Calibri"/>
-                <w:color w:val="000000"/>
-                <w:sz w:val="22"/>
-                <w:szCs w:val="22"/>
-              </w:rPr>
-            </w:pPr>
-            <w:r>
-              <w:rPr>
-                <w:rFonts w:ascii="Calibri" w:hAnsi="Calibri" w:cs="Calibri"/>
-                <w:color w:val="000000"/>
-                <w:sz w:val="22"/>
-                <w:szCs w:val="22"/>
-              </w:rPr>
-              <w:t>22,4</w:t>
-            </w:r>
-          </w:p>
-        </w:tc>
-        <w:tc>
-          <w:tcPr>
-            <w:tcW w:w="960" w:type="dxa"/>
-            <w:tcBorders>
-              <w:top w:val="nil"/>
-              <w:left w:val="nil"/>
-              <w:bottom w:val="single" w:sz="4" w:space="0" w:color="auto"/>
-              <w:right w:val="single" w:sz="4" w:space="0" w:color="auto"/>
-            </w:tcBorders>
-            <w:shd w:val="clear" w:color="auto" w:fill="auto"/>
-            <w:noWrap/>
-            <w:vAlign w:val="bottom"/>
-            <w:hideMark/>
-          </w:tcPr>
-          <w:p>
-            <w:pPr>
-              <w:jc w:val="right"/>
-              <w:rPr>
-                <w:rFonts w:ascii="Calibri" w:hAnsi="Calibri" w:cs="Calibri"/>
-                <w:color w:val="000000"/>
-                <w:sz w:val="22"/>
-                <w:szCs w:val="22"/>
-              </w:rPr>
-            </w:pPr>
-            <w:r>
-              <w:rPr>
-                <w:rFonts w:ascii="Calibri" w:hAnsi="Calibri" w:cs="Calibri"/>
-                <w:color w:val="000000"/>
-                <w:sz w:val="22"/>
-                <w:szCs w:val="22"/>
-              </w:rPr>
-              <w:t>20,8</w:t>
+            <w:tcW w:w="737" w:type="dxa"/>
+            <w:noWrap/>
+            <w:vAlign w:val="center"/>
+            <w:hideMark/>
+          </w:tcPr>
+          <w:p>
+            <w:pPr>
+              <w:pStyle w:val="Corpodetexto2"/>
+              <w:spacing w:after="240"/>
+              <w:jc w:val="center"/>
+            </w:pPr>
+            <w:r>
+              <w:t>32,9</w:t>
+            </w:r>
+          </w:p>
+        </w:tc>
+        <w:tc>
+          <w:tcPr>
+            <w:tcW w:w="737" w:type="dxa"/>
+            <w:noWrap/>
+            <w:vAlign w:val="center"/>
+            <w:hideMark/>
+          </w:tcPr>
+          <w:p>
+            <w:pPr>
+              <w:pStyle w:val="Corpodetexto2"/>
+              <w:spacing w:after="240"/>
+              <w:jc w:val="center"/>
+            </w:pPr>
+            <w:r>
+              <w:t>30,7</w:t>
+            </w:r>
+          </w:p>
+        </w:tc>
+        <w:tc>
+          <w:tcPr>
+            <w:tcW w:w="737" w:type="dxa"/>
+            <w:noWrap/>
+            <w:vAlign w:val="center"/>
+            <w:hideMark/>
+          </w:tcPr>
+          <w:p>
+            <w:pPr>
+              <w:pStyle w:val="Corpodetexto2"/>
+              <w:spacing w:after="240"/>
+              <w:jc w:val="center"/>
+            </w:pPr>
+            <w:r>
+              <w:t>30,3</w:t>
+            </w:r>
+          </w:p>
+        </w:tc>
+        <w:tc>
+          <w:tcPr>
+            <w:tcW w:w="737" w:type="dxa"/>
+            <w:noWrap/>
+            <w:vAlign w:val="center"/>
+            <w:hideMark/>
+          </w:tcPr>
+          <w:p>
+            <w:pPr>
+              <w:pStyle w:val="Corpodetexto2"/>
+              <w:spacing w:after="240"/>
+              <w:jc w:val="center"/>
+            </w:pPr>
+            <w:r>
+              <w:t>30,5</w:t>
+            </w:r>
+          </w:p>
+        </w:tc>
+        <w:tc>
+          <w:tcPr>
+            <w:tcW w:w="737" w:type="dxa"/>
+            <w:noWrap/>
+            <w:vAlign w:val="center"/>
+            <w:hideMark/>
+          </w:tcPr>
+          <w:p>
+            <w:pPr>
+              <w:pStyle w:val="Corpodetexto2"/>
+              <w:spacing w:after="240"/>
+              <w:jc w:val="center"/>
+            </w:pPr>
+            <w:r>
+              <w:t>39,2</w:t>
+            </w:r>
+          </w:p>
+        </w:tc>
+        <w:tc>
+          <w:tcPr>
+            <w:tcW w:w="737" w:type="dxa"/>
+            <w:noWrap/>
+            <w:vAlign w:val="center"/>
+            <w:hideMark/>
+          </w:tcPr>
+          <w:p>
+            <w:pPr>
+              <w:pStyle w:val="Corpodetexto2"/>
+              <w:spacing w:after="240"/>
+              <w:jc w:val="center"/>
+            </w:pPr>
+            <w:r>
+              <w:t>31,6</w:t>
+            </w:r>
+          </w:p>
+        </w:tc>
+        <w:tc>
+          <w:tcPr>
+            <w:tcW w:w="737" w:type="dxa"/>
+            <w:noWrap/>
+            <w:vAlign w:val="center"/>
+            <w:hideMark/>
+          </w:tcPr>
+          <w:p>
+            <w:pPr>
+              <w:pStyle w:val="Corpodetexto2"/>
+              <w:spacing w:after="240"/>
+              <w:jc w:val="center"/>
+            </w:pPr>
+            <w:r>
+              <w:t>32,3</w:t>
+            </w:r>
+          </w:p>
+        </w:tc>
+        <w:tc>
+          <w:tcPr>
+            <w:tcW w:w="737" w:type="dxa"/>
+            <w:noWrap/>
+            <w:vAlign w:val="center"/>
+            <w:hideMark/>
+          </w:tcPr>
+          <w:p>
+            <w:pPr>
+              <w:pStyle w:val="Corpodetexto2"/>
+              <w:spacing w:after="240"/>
+              <w:jc w:val="center"/>
+            </w:pPr>
+            <w:r>
+              <w:t>34,3</w:t>
             </w:r>
           </w:p>
         </w:tc>
       </w:tr>
       <w:tr>
         <w:trPr>
-          <w:trHeight w:val="300"/>
+          <w:trHeight w:hRule="exact" w:val="340"/>
           <w:jc w:val="center"/>
         </w:trPr>
         <w:tc>
           <w:tcPr>
-            <w:tcW w:w="960" w:type="dxa"/>
-            <w:tcBorders>
-              <w:top w:val="nil"/>
-              <w:left w:val="single" w:sz="4" w:space="0" w:color="auto"/>
-              <w:bottom w:val="single" w:sz="4" w:space="0" w:color="auto"/>
-              <w:right w:val="single" w:sz="4" w:space="0" w:color="auto"/>
-            </w:tcBorders>
-            <w:shd w:val="clear" w:color="auto" w:fill="auto"/>
-            <w:noWrap/>
-            <w:vAlign w:val="bottom"/>
-            <w:hideMark/>
-          </w:tcPr>
-          <w:p>
-            <w:pPr>
-              <w:jc w:val="right"/>
-              <w:rPr>
-                <w:rFonts w:ascii="Calibri" w:hAnsi="Calibri" w:cs="Calibri"/>
-                <w:color w:val="000000"/>
-                <w:sz w:val="22"/>
-                <w:szCs w:val="22"/>
-              </w:rPr>
-            </w:pPr>
-            <w:r>
-              <w:rPr>
-                <w:rFonts w:ascii="Calibri" w:hAnsi="Calibri" w:cs="Calibri"/>
-                <w:color w:val="000000"/>
-                <w:sz w:val="22"/>
-                <w:szCs w:val="22"/>
-              </w:rPr>
-              <w:t>23,9</w:t>
-            </w:r>
-          </w:p>
-        </w:tc>
-        <w:tc>
-          <w:tcPr>
-            <w:tcW w:w="960" w:type="dxa"/>
-            <w:tcBorders>
-              <w:top w:val="nil"/>
-              <w:left w:val="nil"/>
-              <w:bottom w:val="single" w:sz="4" w:space="0" w:color="auto"/>
-              <w:right w:val="single" w:sz="4" w:space="0" w:color="auto"/>
-            </w:tcBorders>
-            <w:shd w:val="clear" w:color="auto" w:fill="auto"/>
-            <w:noWrap/>
-            <w:vAlign w:val="bottom"/>
-            <w:hideMark/>
-          </w:tcPr>
-          <w:p>
-            <w:pPr>
-              <w:jc w:val="right"/>
-              <w:rPr>
-                <w:rFonts w:ascii="Calibri" w:hAnsi="Calibri" w:cs="Calibri"/>
-                <w:color w:val="000000"/>
-                <w:sz w:val="22"/>
-                <w:szCs w:val="22"/>
-              </w:rPr>
-            </w:pPr>
-            <w:r>
-              <w:rPr>
-                <w:rFonts w:ascii="Calibri" w:hAnsi="Calibri" w:cs="Calibri"/>
-                <w:color w:val="000000"/>
-                <w:sz w:val="22"/>
-                <w:szCs w:val="22"/>
-              </w:rPr>
-              <w:t>20,4</w:t>
-            </w:r>
-          </w:p>
-        </w:tc>
-        <w:tc>
-          <w:tcPr>
-            <w:tcW w:w="960" w:type="dxa"/>
-            <w:tcBorders>
-              <w:top w:val="nil"/>
-              <w:left w:val="nil"/>
-              <w:bottom w:val="single" w:sz="4" w:space="0" w:color="auto"/>
-              <w:right w:val="single" w:sz="4" w:space="0" w:color="auto"/>
-            </w:tcBorders>
-            <w:shd w:val="clear" w:color="auto" w:fill="auto"/>
-            <w:noWrap/>
-            <w:vAlign w:val="bottom"/>
-            <w:hideMark/>
-          </w:tcPr>
-          <w:p>
-            <w:pPr>
-              <w:jc w:val="right"/>
-              <w:rPr>
-                <w:rFonts w:ascii="Calibri" w:hAnsi="Calibri" w:cs="Calibri"/>
-                <w:color w:val="000000"/>
-                <w:sz w:val="22"/>
-                <w:szCs w:val="22"/>
-              </w:rPr>
-            </w:pPr>
-            <w:r>
-              <w:rPr>
-                <w:rFonts w:ascii="Calibri" w:hAnsi="Calibri" w:cs="Calibri"/>
-                <w:color w:val="000000"/>
-                <w:sz w:val="22"/>
-                <w:szCs w:val="22"/>
-              </w:rPr>
-              <w:t>29,5</w:t>
-            </w:r>
-          </w:p>
-        </w:tc>
-        <w:tc>
-          <w:tcPr>
-            <w:tcW w:w="960" w:type="dxa"/>
-            <w:tcBorders>
-              <w:top w:val="nil"/>
-              <w:left w:val="nil"/>
-              <w:bottom w:val="single" w:sz="4" w:space="0" w:color="auto"/>
-              <w:right w:val="single" w:sz="4" w:space="0" w:color="auto"/>
-            </w:tcBorders>
-            <w:shd w:val="clear" w:color="auto" w:fill="auto"/>
-            <w:noWrap/>
-            <w:vAlign w:val="bottom"/>
-            <w:hideMark/>
-          </w:tcPr>
-          <w:p>
-            <w:pPr>
-              <w:jc w:val="right"/>
-              <w:rPr>
-                <w:rFonts w:ascii="Calibri" w:hAnsi="Calibri" w:cs="Calibri"/>
-                <w:color w:val="000000"/>
-                <w:sz w:val="22"/>
-                <w:szCs w:val="22"/>
-              </w:rPr>
-            </w:pPr>
-            <w:r>
-              <w:rPr>
-                <w:rFonts w:ascii="Calibri" w:hAnsi="Calibri" w:cs="Calibri"/>
-                <w:color w:val="000000"/>
-                <w:sz w:val="22"/>
-                <w:szCs w:val="22"/>
-              </w:rPr>
-              <w:t>29,8</w:t>
+            <w:tcW w:w="737" w:type="dxa"/>
+            <w:noWrap/>
+            <w:vAlign w:val="center"/>
+            <w:hideMark/>
+          </w:tcPr>
+          <w:p>
+            <w:pPr>
+              <w:pStyle w:val="Corpodetexto2"/>
+              <w:spacing w:after="240"/>
+              <w:jc w:val="center"/>
+            </w:pPr>
+            <w:r>
+              <w:t>31,9</w:t>
+            </w:r>
+          </w:p>
+        </w:tc>
+        <w:tc>
+          <w:tcPr>
+            <w:tcW w:w="737" w:type="dxa"/>
+            <w:noWrap/>
+            <w:vAlign w:val="center"/>
+            <w:hideMark/>
+          </w:tcPr>
+          <w:p>
+            <w:pPr>
+              <w:pStyle w:val="Corpodetexto2"/>
+              <w:spacing w:after="240"/>
+              <w:jc w:val="center"/>
+            </w:pPr>
+            <w:r>
+              <w:t>32,7</w:t>
+            </w:r>
+          </w:p>
+        </w:tc>
+        <w:tc>
+          <w:tcPr>
+            <w:tcW w:w="737" w:type="dxa"/>
+            <w:noWrap/>
+            <w:vAlign w:val="center"/>
+            <w:hideMark/>
+          </w:tcPr>
+          <w:p>
+            <w:pPr>
+              <w:pStyle w:val="Corpodetexto2"/>
+              <w:spacing w:after="240"/>
+              <w:jc w:val="center"/>
+            </w:pPr>
+            <w:r>
+              <w:t>35,8</w:t>
+            </w:r>
+          </w:p>
+        </w:tc>
+        <w:tc>
+          <w:tcPr>
+            <w:tcW w:w="737" w:type="dxa"/>
+            <w:noWrap/>
+            <w:vAlign w:val="center"/>
+            <w:hideMark/>
+          </w:tcPr>
+          <w:p>
+            <w:pPr>
+              <w:pStyle w:val="Corpodetexto2"/>
+              <w:spacing w:after="240"/>
+              <w:jc w:val="center"/>
+            </w:pPr>
+            <w:r>
+              <w:t>36,1</w:t>
+            </w:r>
+          </w:p>
+        </w:tc>
+        <w:tc>
+          <w:tcPr>
+            <w:tcW w:w="737" w:type="dxa"/>
+            <w:noWrap/>
+            <w:vAlign w:val="center"/>
+            <w:hideMark/>
+          </w:tcPr>
+          <w:p>
+            <w:pPr>
+              <w:pStyle w:val="Corpodetexto2"/>
+              <w:spacing w:after="240"/>
+              <w:jc w:val="center"/>
+            </w:pPr>
+            <w:r>
+              <w:t>35,1</w:t>
+            </w:r>
+          </w:p>
+        </w:tc>
+        <w:tc>
+          <w:tcPr>
+            <w:tcW w:w="737" w:type="dxa"/>
+            <w:noWrap/>
+            <w:vAlign w:val="center"/>
+            <w:hideMark/>
+          </w:tcPr>
+          <w:p>
+            <w:pPr>
+              <w:pStyle w:val="Corpodetexto2"/>
+              <w:spacing w:after="240"/>
+              <w:jc w:val="center"/>
+            </w:pPr>
+            <w:r>
+              <w:t>38,2</w:t>
+            </w:r>
+          </w:p>
+        </w:tc>
+        <w:tc>
+          <w:tcPr>
+            <w:tcW w:w="737" w:type="dxa"/>
+            <w:noWrap/>
+            <w:vAlign w:val="center"/>
+            <w:hideMark/>
+          </w:tcPr>
+          <w:p>
+            <w:pPr>
+              <w:pStyle w:val="Corpodetexto2"/>
+              <w:spacing w:after="240"/>
+              <w:jc w:val="center"/>
+            </w:pPr>
+            <w:r>
+              <w:t>32,1</w:t>
+            </w:r>
+          </w:p>
+        </w:tc>
+        <w:tc>
+          <w:tcPr>
+            <w:tcW w:w="737" w:type="dxa"/>
+            <w:noWrap/>
+            <w:vAlign w:val="center"/>
+            <w:hideMark/>
+          </w:tcPr>
+          <w:p>
+            <w:pPr>
+              <w:pStyle w:val="Corpodetexto2"/>
+              <w:spacing w:after="240"/>
+              <w:jc w:val="center"/>
+            </w:pPr>
+            <w:r>
+              <w:t>30,4</w:t>
             </w:r>
           </w:p>
         </w:tc>
       </w:tr>
       <w:tr>
         <w:trPr>
-          <w:trHeight w:val="300"/>
+          <w:trHeight w:hRule="exact" w:val="340"/>
           <w:jc w:val="center"/>
         </w:trPr>
         <w:tc>
           <w:tcPr>
-            <w:tcW w:w="960" w:type="dxa"/>
-            <w:tcBorders>
-              <w:top w:val="nil"/>
-              <w:left w:val="single" w:sz="4" w:space="0" w:color="auto"/>
-              <w:bottom w:val="single" w:sz="4" w:space="0" w:color="auto"/>
-              <w:right w:val="single" w:sz="4" w:space="0" w:color="auto"/>
-            </w:tcBorders>
-            <w:shd w:val="clear" w:color="auto" w:fill="auto"/>
-            <w:noWrap/>
-            <w:vAlign w:val="bottom"/>
-            <w:hideMark/>
-          </w:tcPr>
-          <w:p>
-            <w:pPr>
-              <w:jc w:val="right"/>
-              <w:rPr>
-                <w:rFonts w:ascii="Calibri" w:hAnsi="Calibri" w:cs="Calibri"/>
-                <w:color w:val="000000"/>
-                <w:sz w:val="22"/>
-                <w:szCs w:val="22"/>
-              </w:rPr>
-            </w:pPr>
-            <w:r>
-              <w:rPr>
-                <w:rFonts w:ascii="Calibri" w:hAnsi="Calibri" w:cs="Calibri"/>
-                <w:color w:val="000000"/>
-                <w:sz w:val="22"/>
-                <w:szCs w:val="22"/>
-              </w:rPr>
-              <w:t>22,8</w:t>
-            </w:r>
-          </w:p>
-        </w:tc>
-        <w:tc>
-          <w:tcPr>
-            <w:tcW w:w="960" w:type="dxa"/>
-            <w:tcBorders>
-              <w:top w:val="nil"/>
-              <w:left w:val="nil"/>
-              <w:bottom w:val="single" w:sz="4" w:space="0" w:color="auto"/>
-              <w:right w:val="single" w:sz="4" w:space="0" w:color="auto"/>
-            </w:tcBorders>
-            <w:shd w:val="clear" w:color="auto" w:fill="auto"/>
-            <w:noWrap/>
-            <w:vAlign w:val="bottom"/>
-            <w:hideMark/>
-          </w:tcPr>
-          <w:p>
-            <w:pPr>
-              <w:jc w:val="right"/>
-              <w:rPr>
-                <w:rFonts w:ascii="Calibri" w:hAnsi="Calibri" w:cs="Calibri"/>
-                <w:color w:val="000000"/>
-                <w:sz w:val="22"/>
-                <w:szCs w:val="22"/>
-              </w:rPr>
-            </w:pPr>
-            <w:r>
-              <w:rPr>
-                <w:rFonts w:ascii="Calibri" w:hAnsi="Calibri" w:cs="Calibri"/>
-                <w:color w:val="000000"/>
-                <w:sz w:val="22"/>
-                <w:szCs w:val="22"/>
-              </w:rPr>
-              <w:t>20,5</w:t>
-            </w:r>
-          </w:p>
-        </w:tc>
-        <w:tc>
-          <w:tcPr>
-            <w:tcW w:w="960" w:type="dxa"/>
-            <w:tcBorders>
-              <w:top w:val="nil"/>
-              <w:left w:val="nil"/>
-              <w:bottom w:val="single" w:sz="4" w:space="0" w:color="auto"/>
-              <w:right w:val="single" w:sz="4" w:space="0" w:color="auto"/>
-            </w:tcBorders>
-            <w:shd w:val="clear" w:color="auto" w:fill="auto"/>
-            <w:noWrap/>
-            <w:vAlign w:val="bottom"/>
-            <w:hideMark/>
-          </w:tcPr>
-          <w:p>
-            <w:pPr>
-              <w:jc w:val="right"/>
-              <w:rPr>
-                <w:rFonts w:ascii="Calibri" w:hAnsi="Calibri" w:cs="Calibri"/>
-                <w:color w:val="000000"/>
-                <w:sz w:val="22"/>
-                <w:szCs w:val="22"/>
-              </w:rPr>
-            </w:pPr>
-            <w:r>
-              <w:rPr>
-                <w:rFonts w:ascii="Calibri" w:hAnsi="Calibri" w:cs="Calibri"/>
-                <w:color w:val="000000"/>
-                <w:sz w:val="22"/>
-                <w:szCs w:val="22"/>
-              </w:rPr>
-              <w:t>22,6</w:t>
-            </w:r>
-          </w:p>
-        </w:tc>
-        <w:tc>
-          <w:tcPr>
-            <w:tcW w:w="960" w:type="dxa"/>
-            <w:tcBorders>
-              <w:top w:val="nil"/>
-              <w:left w:val="nil"/>
-              <w:bottom w:val="single" w:sz="4" w:space="0" w:color="auto"/>
-              <w:right w:val="single" w:sz="4" w:space="0" w:color="auto"/>
-            </w:tcBorders>
-            <w:shd w:val="clear" w:color="auto" w:fill="auto"/>
-            <w:noWrap/>
-            <w:vAlign w:val="bottom"/>
-            <w:hideMark/>
-          </w:tcPr>
-          <w:p>
-            <w:pPr>
-              <w:jc w:val="right"/>
-              <w:rPr>
-                <w:rFonts w:ascii="Calibri" w:hAnsi="Calibri" w:cs="Calibri"/>
-                <w:color w:val="000000"/>
-                <w:sz w:val="22"/>
-                <w:szCs w:val="22"/>
-              </w:rPr>
-            </w:pPr>
-            <w:r>
-              <w:rPr>
-                <w:rFonts w:ascii="Calibri" w:hAnsi="Calibri" w:cs="Calibri"/>
-                <w:color w:val="000000"/>
-                <w:sz w:val="22"/>
-                <w:szCs w:val="22"/>
-              </w:rPr>
-              <w:t>20,9</w:t>
+            <w:tcW w:w="737" w:type="dxa"/>
+            <w:noWrap/>
+            <w:vAlign w:val="center"/>
+            <w:hideMark/>
+          </w:tcPr>
+          <w:p>
+            <w:pPr>
+              <w:pStyle w:val="Corpodetexto2"/>
+              <w:spacing w:after="240"/>
+              <w:jc w:val="center"/>
+            </w:pPr>
+            <w:r>
+              <w:t>38,1</w:t>
+            </w:r>
+          </w:p>
+        </w:tc>
+        <w:tc>
+          <w:tcPr>
+            <w:tcW w:w="737" w:type="dxa"/>
+            <w:noWrap/>
+            <w:vAlign w:val="center"/>
+            <w:hideMark/>
+          </w:tcPr>
+          <w:p>
+            <w:pPr>
+              <w:pStyle w:val="Corpodetexto2"/>
+              <w:spacing w:after="240"/>
+              <w:jc w:val="center"/>
+            </w:pPr>
+            <w:r>
+              <w:t>36,9</w:t>
+            </w:r>
+          </w:p>
+        </w:tc>
+        <w:tc>
+          <w:tcPr>
+            <w:tcW w:w="737" w:type="dxa"/>
+            <w:noWrap/>
+            <w:vAlign w:val="center"/>
+            <w:hideMark/>
+          </w:tcPr>
+          <w:p>
+            <w:pPr>
+              <w:pStyle w:val="Corpodetexto2"/>
+              <w:spacing w:after="240"/>
+              <w:jc w:val="center"/>
+            </w:pPr>
+            <w:r>
+              <w:t>34,4</w:t>
+            </w:r>
+          </w:p>
+        </w:tc>
+        <w:tc>
+          <w:tcPr>
+            <w:tcW w:w="737" w:type="dxa"/>
+            <w:noWrap/>
+            <w:vAlign w:val="center"/>
+            <w:hideMark/>
+          </w:tcPr>
+          <w:p>
+            <w:pPr>
+              <w:pStyle w:val="Corpodetexto2"/>
+              <w:spacing w:after="240"/>
+              <w:jc w:val="center"/>
+            </w:pPr>
+            <w:r>
+              <w:t>39,5</w:t>
+            </w:r>
+          </w:p>
+        </w:tc>
+        <w:tc>
+          <w:tcPr>
+            <w:tcW w:w="737" w:type="dxa"/>
+            <w:noWrap/>
+            <w:vAlign w:val="center"/>
+            <w:hideMark/>
+          </w:tcPr>
+          <w:p>
+            <w:pPr>
+              <w:pStyle w:val="Corpodetexto2"/>
+              <w:spacing w:after="240"/>
+              <w:jc w:val="center"/>
+            </w:pPr>
+            <w:r>
+              <w:t>40,0</w:t>
+            </w:r>
+          </w:p>
+        </w:tc>
+        <w:tc>
+          <w:tcPr>
+            <w:tcW w:w="737" w:type="dxa"/>
+            <w:noWrap/>
+            <w:vAlign w:val="center"/>
+            <w:hideMark/>
+          </w:tcPr>
+          <w:p>
+            <w:pPr>
+              <w:pStyle w:val="Corpodetexto2"/>
+              <w:spacing w:after="240"/>
+              <w:jc w:val="center"/>
+            </w:pPr>
+            <w:r>
+              <w:t>30,0</w:t>
+            </w:r>
+          </w:p>
+        </w:tc>
+        <w:tc>
+          <w:tcPr>
+            <w:tcW w:w="737" w:type="dxa"/>
+            <w:noWrap/>
+            <w:vAlign w:val="center"/>
+            <w:hideMark/>
+          </w:tcPr>
+          <w:p>
+            <w:pPr>
+              <w:pStyle w:val="Corpodetexto2"/>
+              <w:spacing w:after="240"/>
+              <w:jc w:val="center"/>
+            </w:pPr>
+            <w:r>
+              <w:t>38,3</w:t>
+            </w:r>
+          </w:p>
+        </w:tc>
+        <w:tc>
+          <w:tcPr>
+            <w:tcW w:w="737" w:type="dxa"/>
+            <w:noWrap/>
+            <w:vAlign w:val="center"/>
+            <w:hideMark/>
+          </w:tcPr>
+          <w:p>
+            <w:pPr>
+              <w:pStyle w:val="Corpodetexto2"/>
+              <w:spacing w:after="240"/>
+              <w:jc w:val="center"/>
+            </w:pPr>
+            <w:r>
+              <w:t>38,6</w:t>
             </w:r>
           </w:p>
         </w:tc>
@@ -3037,7 +3143,6 @@
   <w:style w:type="character" w:default="1" w:styleId="Fontepargpadro">
     <w:name w:val="Default Paragraph Font"/>
     <w:uiPriority w:val="1"/>
-    <w:semiHidden/>
     <w:unhideWhenUsed/>
   </w:style>
   <w:style w:type="table" w:default="1" w:styleId="Tabelanormal">
@@ -3134,6 +3239,21 @@
     <w:rPr>
       <w:color w:val="808080"/>
     </w:rPr>
+  </w:style>
+  <w:style w:type="table" w:styleId="Tabelacomgrade">
+    <w:name w:val="Table Grid"/>
+    <w:basedOn w:val="Tabelanormal"/>
+    <w:rsid w:val="00206AAE"/>
+    <w:tblPr>
+      <w:tblBorders>
+        <w:top w:val="single" w:sz="4" w:space="0" w:color="auto"/>
+        <w:left w:val="single" w:sz="4" w:space="0" w:color="auto"/>
+        <w:bottom w:val="single" w:sz="4" w:space="0" w:color="auto"/>
+        <w:right w:val="single" w:sz="4" w:space="0" w:color="auto"/>
+        <w:insideH w:val="single" w:sz="4" w:space="0" w:color="auto"/>
+        <w:insideV w:val="single" w:sz="4" w:space="0" w:color="auto"/>
+      </w:tblBorders>
+    </w:tblPr>
   </w:style>
 </w:styles>
 </file>
